--- a/docs/forms/B2_Level_Decision.docx
+++ b/docs/forms/B2_Level_Decision.docx
@@ -1073,6 +1073,407 @@
         <w:spacing w:after="20"/>
       </w:pPr>
     </w:p>
+    <w:p>
+      <w:pPr>
+        <w:spacing w:after="80"/>
+      </w:pPr>
+      <w:r>
+        <w:rPr>
+          <w:i/>
+          <w:color w:val="5A6672"/>
+          <w:sz w:val="17"/>
+        </w:rPr>
+        <w:t>That last line is a prediction with a date on it. Next year's team is asked whether it came true — so write something that can be checked.</w:t>
+      </w:r>
+    </w:p>
+    <w:p>
+      <w:pPr>
+        <w:spacing w:before="160" w:after="60"/>
+      </w:pPr>
+      <w:r>
+        <w:rPr>
+          <w:b/>
+          <w:color w:val="0B3583"/>
+          <w:sz w:val="23"/>
+        </w:rPr>
+        <w:t>4. Stop-rule override — complete this ONLY if you ticked a box in section 1 and are deploying anyway</w:t>
+      </w:r>
+    </w:p>
+    <w:p>
+      <w:pPr>
+        <w:spacing w:after="80"/>
+      </w:pPr>
+      <w:r>
+        <w:rPr>
+          <w:i/>
+          <w:color w:val="5A6672"/>
+          <w:sz w:val="17"/>
+        </w:rPr>
+        <w:t>This is the most important section on the form. In 2026 at Lunsar every stop-rule condition was true and a level-4 system was deployed by careful engineers with reasons that were never written down. An override is sometimes right. An unrecorded override is how a decision becomes invisible to everyone who comes after.</w:t>
+      </w:r>
+    </w:p>
+    <w:tbl>
+      <w:tblPr>
+        <w:tblStyle w:val="TableGrid"/>
+        <w:tblW w:type="auto" w:w="0"/>
+        <w:tblLook w:firstColumn="1" w:firstRow="1" w:lastColumn="0" w:lastRow="0" w:noHBand="0" w:noVBand="1" w:val="04A0"/>
+      </w:tblPr>
+      <w:tblGrid>
+        <w:gridCol w:w="2466"/>
+        <w:gridCol w:w="2466"/>
+        <w:gridCol w:w="2466"/>
+        <w:gridCol w:w="2466"/>
+      </w:tblGrid>
+      <w:tr>
+        <w:tc>
+          <w:tcPr>
+            <w:tcW w:type="dxa" w:w="3402"/>
+            <w:shd w:val="clear" w:color="auto" w:fill="EEF2F7"/>
+          </w:tcPr>
+          <w:p>
+            <w:pPr>
+              <w:spacing w:after="40"/>
+            </w:pPr>
+            <w:r/>
+            <w:r>
+              <w:rPr>
+                <w:b/>
+                <w:i w:val="0"/>
+                <w:color w:val="5A6672"/>
+                <w:sz w:val="17"/>
+              </w:rPr>
+              <w:t>Which conditions were true</w:t>
+            </w:r>
+          </w:p>
+        </w:tc>
+        <w:tc>
+          <w:tcPr>
+            <w:tcW w:type="dxa" w:w="1474"/>
+            <w:shd w:val="clear" w:color="auto" w:fill="EEF2F7"/>
+          </w:tcPr>
+          <w:p>
+            <w:pPr>
+              <w:spacing w:after="40"/>
+            </w:pPr>
+            <w:r/>
+            <w:r>
+              <w:rPr>
+                <w:b/>
+                <w:i w:val="0"/>
+                <w:color w:val="5A6672"/>
+                <w:sz w:val="17"/>
+              </w:rPr>
+              <w:t>Deploying anyway?</w:t>
+            </w:r>
+          </w:p>
+        </w:tc>
+        <w:tc>
+          <w:tcPr>
+            <w:tcW w:type="dxa" w:w="3061"/>
+            <w:shd w:val="clear" w:color="auto" w:fill="EEF2F7"/>
+          </w:tcPr>
+          <w:p>
+            <w:pPr>
+              <w:spacing w:after="40"/>
+            </w:pPr>
+            <w:r/>
+            <w:r>
+              <w:rPr>
+                <w:b/>
+                <w:i w:val="0"/>
+                <w:color w:val="5A6672"/>
+                <w:sz w:val="17"/>
+              </w:rPr>
+              <w:t>Decided by (names, roles)</w:t>
+            </w:r>
+          </w:p>
+        </w:tc>
+        <w:tc>
+          <w:tcPr>
+            <w:tcW w:type="dxa" w:w="1928"/>
+            <w:shd w:val="clear" w:color="auto" w:fill="EEF2F7"/>
+          </w:tcPr>
+          <w:p>
+            <w:pPr>
+              <w:spacing w:after="40"/>
+            </w:pPr>
+            <w:r/>
+            <w:r>
+              <w:rPr>
+                <w:b/>
+                <w:i w:val="0"/>
+                <w:color w:val="5A6672"/>
+                <w:sz w:val="17"/>
+              </w:rPr>
+              <w:t>Date</w:t>
+            </w:r>
+          </w:p>
+        </w:tc>
+      </w:tr>
+      <w:tr>
+        <w:tc>
+          <w:tcPr>
+            <w:tcW w:type="dxa" w:w="3402"/>
+          </w:tcPr>
+          <w:p>
+            <w:pPr>
+              <w:spacing w:after="40"/>
+            </w:pPr>
+            <w:r/>
+            <w:r>
+              <w:rPr>
+                <w:b w:val="0"/>
+                <w:i w:val="0"/>
+                <w:sz w:val="18"/>
+              </w:rPr>
+            </w:r>
+          </w:p>
+        </w:tc>
+        <w:tc>
+          <w:tcPr>
+            <w:tcW w:type="dxa" w:w="1474"/>
+          </w:tcPr>
+          <w:p>
+            <w:pPr>
+              <w:spacing w:after="40"/>
+            </w:pPr>
+            <w:r/>
+            <w:r>
+              <w:rPr>
+                <w:b w:val="0"/>
+                <w:i w:val="0"/>
+                <w:sz w:val="18"/>
+              </w:rPr>
+              <w:t>Yes / No</w:t>
+            </w:r>
+          </w:p>
+        </w:tc>
+        <w:tc>
+          <w:tcPr>
+            <w:tcW w:type="dxa" w:w="3061"/>
+          </w:tcPr>
+          <w:p>
+            <w:pPr>
+              <w:spacing w:after="40"/>
+            </w:pPr>
+            <w:r/>
+            <w:r>
+              <w:rPr>
+                <w:b w:val="0"/>
+                <w:i w:val="0"/>
+                <w:sz w:val="18"/>
+              </w:rPr>
+            </w:r>
+          </w:p>
+        </w:tc>
+        <w:tc>
+          <w:tcPr>
+            <w:tcW w:type="dxa" w:w="1928"/>
+          </w:tcPr>
+          <w:p>
+            <w:pPr>
+              <w:spacing w:after="40"/>
+            </w:pPr>
+            <w:r/>
+            <w:r>
+              <w:rPr>
+                <w:b w:val="0"/>
+                <w:i w:val="0"/>
+                <w:sz w:val="18"/>
+              </w:rPr>
+            </w:r>
+          </w:p>
+        </w:tc>
+      </w:tr>
+    </w:tbl>
+    <w:p>
+      <w:pPr>
+        <w:spacing w:after="40"/>
+      </w:pPr>
+    </w:p>
+    <w:p>
+      <w:pPr>
+        <w:spacing w:after="20"/>
+      </w:pPr>
+      <w:r>
+        <w:rPr>
+          <w:b/>
+          <w:sz w:val="19"/>
+        </w:rPr>
+        <w:t>On what grounds — the actual reasoning, not the conclusion:</w:t>
+      </w:r>
+    </w:p>
+    <w:p>
+      <w:pPr>
+        <w:spacing w:after="20"/>
+      </w:pPr>
+      <w:r>
+        <w:rPr>
+          <w:color w:val="BBBBBB"/>
+          <w:sz w:val="18"/>
+        </w:rPr>
+        <w:t>____________________________________________________________________________________________</w:t>
+      </w:r>
+    </w:p>
+    <w:p>
+      <w:pPr>
+        <w:spacing w:after="20"/>
+      </w:pPr>
+      <w:r>
+        <w:rPr>
+          <w:color w:val="BBBBBB"/>
+          <w:sz w:val="18"/>
+        </w:rPr>
+        <w:t>____________________________________________________________________________________________</w:t>
+      </w:r>
+    </w:p>
+    <w:p>
+      <w:pPr>
+        <w:spacing w:after="20"/>
+      </w:pPr>
+      <w:r>
+        <w:rPr>
+          <w:color w:val="BBBBBB"/>
+          <w:sz w:val="18"/>
+        </w:rPr>
+        <w:t>____________________________________________________________________________________________</w:t>
+      </w:r>
+    </w:p>
+    <w:p>
+      <w:pPr>
+        <w:spacing w:after="20"/>
+      </w:pPr>
+      <w:r>
+        <w:rPr>
+          <w:color w:val="BBBBBB"/>
+          <w:sz w:val="18"/>
+        </w:rPr>
+        <w:t>____________________________________________________________________________________________</w:t>
+      </w:r>
+    </w:p>
+    <w:p>
+      <w:pPr>
+        <w:spacing w:after="20"/>
+      </w:pPr>
+    </w:p>
+    <w:p>
+      <w:pPr>
+        <w:spacing w:after="20"/>
+      </w:pPr>
+      <w:r>
+        <w:rPr>
+          <w:b/>
+          <w:sz w:val="19"/>
+        </w:rPr>
+        <w:t>What is being put in place to compensate, and who is accountable for it:</w:t>
+      </w:r>
+    </w:p>
+    <w:p>
+      <w:pPr>
+        <w:spacing w:after="20"/>
+      </w:pPr>
+      <w:r>
+        <w:rPr>
+          <w:color w:val="BBBBBB"/>
+          <w:sz w:val="18"/>
+        </w:rPr>
+        <w:t>____________________________________________________________________________________________</w:t>
+      </w:r>
+    </w:p>
+    <w:p>
+      <w:pPr>
+        <w:spacing w:after="20"/>
+      </w:pPr>
+      <w:r>
+        <w:rPr>
+          <w:color w:val="BBBBBB"/>
+          <w:sz w:val="18"/>
+        </w:rPr>
+        <w:t>____________________________________________________________________________________________</w:t>
+      </w:r>
+    </w:p>
+    <w:p>
+      <w:pPr>
+        <w:spacing w:after="20"/>
+      </w:pPr>
+      <w:r>
+        <w:rPr>
+          <w:color w:val="BBBBBB"/>
+          <w:sz w:val="18"/>
+        </w:rPr>
+        <w:t>____________________________________________________________________________________________</w:t>
+      </w:r>
+    </w:p>
+    <w:p>
+      <w:pPr>
+        <w:spacing w:after="20"/>
+      </w:pPr>
+      <w:r>
+        <w:rPr>
+          <w:color w:val="BBBBBB"/>
+          <w:sz w:val="18"/>
+        </w:rPr>
+        <w:t>____________________________________________________________________________________________</w:t>
+      </w:r>
+    </w:p>
+    <w:p>
+      <w:pPr>
+        <w:spacing w:after="20"/>
+      </w:pPr>
+    </w:p>
+    <w:p>
+      <w:pPr>
+        <w:spacing w:after="20"/>
+      </w:pPr>
+      <w:r>
+        <w:rPr>
+          <w:b/>
+          <w:sz w:val="19"/>
+        </w:rPr>
+        <w:t>What would have to be true for us to reverse this decision, and who reviews it:</w:t>
+      </w:r>
+    </w:p>
+    <w:p>
+      <w:pPr>
+        <w:spacing w:after="20"/>
+      </w:pPr>
+      <w:r>
+        <w:rPr>
+          <w:color w:val="BBBBBB"/>
+          <w:sz w:val="18"/>
+        </w:rPr>
+        <w:t>____________________________________________________________________________________________</w:t>
+      </w:r>
+    </w:p>
+    <w:p>
+      <w:pPr>
+        <w:spacing w:after="20"/>
+      </w:pPr>
+      <w:r>
+        <w:rPr>
+          <w:color w:val="BBBBBB"/>
+          <w:sz w:val="18"/>
+        </w:rPr>
+        <w:t>____________________________________________________________________________________________</w:t>
+      </w:r>
+    </w:p>
+    <w:p>
+      <w:pPr>
+        <w:spacing w:after="20"/>
+      </w:pPr>
+      <w:r>
+        <w:rPr>
+          <w:color w:val="BBBBBB"/>
+          <w:sz w:val="18"/>
+        </w:rPr>
+        <w:t>____________________________________________________________________________________________</w:t>
+      </w:r>
+    </w:p>
+    <w:p>
+      <w:pPr>
+        <w:spacing w:after="20"/>
+      </w:pPr>
+    </w:p>
     <w:sectPr>
       <w:footerReference w:type="default" r:id="rId9"/>
       <w:pgSz w:w="11906" w:h="16838"/>
@@ -1096,7 +1497,7 @@
         <w:color w:val="5A6672"/>
         <w:sz w:val="16"/>
       </w:rPr>
-      <w:t>Handbook v0.3  ·  B-2  ·  Record the handbook version in your closure report</w:t>
+      <w:t>Handbook v0.4  ·  B-2  ·  Record the handbook version in your closure report</w:t>
     </w:r>
   </w:p>
 </w:ftr>
